--- a/GravityCode/MBC/DeThi/KetQua/DE THI TONG HOP RUT GON.docx
+++ b/GravityCode/MBC/DeThi/KetQua/DE THI TONG HOP RUT GON.docx
@@ -12,7 +12,7 @@
           <w:b/>
           <w:sz w:val="24"/>
         </w:rPr>
-        <w:t>BÀI TEST NHẬN ĐỊNH TƯ CÁCH NHÂN VIÊN VÀ ĐỘI TRƯỞNG - 1-A00 (RÚT GỌN)</w:t>
+        <w:t>BÀI TEST NHẬN ĐỊNH TƯ CÁCH NHÂN VIÊN VÀ ĐỘI TRƯỞNG - TỔNG HỢP RÚT GỌN</w:t>
       </w:r>
     </w:p>
     <w:p>
